--- a/docs/governance/4.-VoiceProtest_AuditTrail.docx
+++ b/docs/governance/4.-VoiceProtest_AuditTrail.docx
@@ -1638,6 +1638,160 @@
       </w:pPr>
       <w:r>
         <w:t xml:space="preserve">Three Wikidata types were added to the allowed recipients list: Q22996476 (ayuntamiento — Spanish local government institution), Q543654 (city council, generic), and Q2074737 (municipality of Spain). These additions were required to allow the Ayuntamiento de Santander (Q5714934) to be accepted as a valid recipient.</w:t>
+      </w:r>
+    </w:p>
+    <w:p>
+      <w:pPr>
+        <w:pStyle w:val="Heading1"/>
+        <w:pBdr>
+          <w:bottom w:val="single" w:color="1B7F4D" w:sz="6" w:space="4"/>
+        </w:pBdr>
+        <w:spacing w:after="200" w:before="400"/>
+      </w:pPr>
+      <w:r>
+        <w:rPr>
+          <w:b/>
+          <w:bCs/>
+          <w:color w:val="1A1A1A"/>
+          <w:sz w:val="30"/>
+          <w:szCs w:val="30"/>
+        </w:rPr>
+        <w:t xml:space="preserve">Session corrections — 24 June 2026</w:t>
+      </w:r>
+    </w:p>
+    <w:p>
+      <w:pPr>
+        <w:spacing w:after="160" w:line="320" w:lineRule="auto"/>
+        <w:jc w:val="both"/>
+      </w:pPr>
+      <w:r>
+        <w:t xml:space="preserve">This entry documents technical corrections, an interface restructuring and a methodological refinement applied during the development session of 24 June 2026.</w:t>
+      </w:r>
+    </w:p>
+    <w:p>
+      <w:pPr>
+        <w:pStyle w:val="Heading2"/>
+        <w:spacing w:after="160" w:line="320" w:lineRule="auto"/>
+      </w:pPr>
+      <w:r>
+        <w:t xml:space="preserve">Regional scope — duplicate region field removed</w:t>
+      </w:r>
+    </w:p>
+    <w:p>
+      <w:pPr>
+        <w:spacing w:after="160" w:line="320" w:lineRule="auto"/>
+        <w:jc w:val="both"/>
+      </w:pPr>
+      <w:r>
+        <w:t xml:space="preserve">The event-creation screen displayed two “Region/Province” fields for the regional scope: a legacy free-text input and the newer OpenStreetMap search added on 21 June. The free-text field was removed. The region name is now derived from the OSM selection and kept in sync, so the group screen and group invitations continue to display it. The redundant region validation was removed; the requirement to select a region from the OSM search now governs region entry.</w:t>
+      </w:r>
+    </w:p>
+    <w:p>
+      <w:pPr>
+        <w:pStyle w:val="Heading2"/>
+        <w:spacing w:after="160" w:line="320" w:lineRule="auto"/>
+      </w:pPr>
+      <w:r>
+        <w:t xml:space="preserve">Institutional participation presented as a distinct model</w:t>
+      </w:r>
+    </w:p>
+    <w:p>
+      <w:pPr>
+        <w:spacing w:after="160" w:line="320" w:lineRule="auto"/>
+        <w:jc w:val="both"/>
+      </w:pPr>
+      <w:r>
+        <w:t xml:space="preserve">The scope selector was reorganised into two clearly separated blocks. The first, geographic scope, groups National, Regional, Local and Global. The second, institutional scope, groups two institutional participation types: “Institutional — email domain” and “Institutional + trusted census”. Institutional participation is no longer hidden as an advanced option inside the regional scope. Internally it still reuses existing backend fields — regional scope plus an institutional email domain, and, for the census variant, the trusted-census flag — so no new backend scope was introduced. Because institutional convocatorias are verified by institutional email rather than geography, they are exempt from the requirement to declare an OSM geographic entity. On the participant side, the SIM/GPS geographic-validation panel is hidden for institutional convocatorias, since these are verified by email. The scope descriptions were rewritten in all four languages (ES/EN/FR/ZH) to match this two-block structure.</w:t>
+      </w:r>
+    </w:p>
+    <w:p>
+      <w:pPr>
+        <w:pStyle w:val="Heading2"/>
+        <w:spacing w:after="160" w:line="320" w:lineRule="auto"/>
+      </w:pPr>
+      <w:r>
+        <w:t xml:space="preserve">Event start date — out-of-range and daylight-saving corrections</w:t>
+      </w:r>
+    </w:p>
+    <w:p>
+      <w:pPr>
+        <w:spacing w:after="160" w:line="320" w:lineRule="auto"/>
+        <w:jc w:val="both"/>
+      </w:pPr>
+      <w:r>
+        <w:t xml:space="preserve">Two defects in the event start time were corrected. First, the end-date preview could render an absurd value (for example, the year 6) when the browser’s native date input briefly held an incomplete year; guards now hide the preview and reject submission for any start date earlier than the minimum allowed date. Second, the “08:00 local” start time was being computed using the creator’s timezone offset on the day of creation rather than on the event date, producing a one-hour error across daylight-saving boundaries. Start times are now constructed from the event date’s own local components, so 08:00 always means 08:00 local on that date regardless of season.</w:t>
+      </w:r>
+    </w:p>
+    <w:p>
+      <w:pPr>
+        <w:pStyle w:val="Heading2"/>
+        <w:spacing w:after="160" w:line="320" w:lineRule="auto"/>
+      </w:pPr>
+      <w:r>
+        <w:t xml:space="preserve">Geographic confidence — physical presence weighted above device configuration</w:t>
+      </w:r>
+    </w:p>
+    <w:p>
+      <w:pPr>
+        <w:spacing w:after="160" w:line="320" w:lineRule="auto"/>
+        <w:jc w:val="both"/>
+      </w:pPr>
+      <w:r>
+        <w:t xml:space="preserve">The device geographic-confidence score was revised so that agreement between IP and GPS is the dominant signal, while timezone and language are treated as auxiliary and compared against the GPS country rather than the IP country. With GPS present, the score is 60 (GPS) + 15 (IP present) + 20 (GPS country equals IP country) + 10 (timezone equals GPS country) + 5 (language equals GPS country). The branch without GPS is unchanged. The practical effect is that a participant physically present in a country while using a foreign-configured device — for example a Spanish-configured phone in Malta, with both IP and GPS in Malta — is no longer penalised: the score rises from 85% to 95%. This reflects the platform’s position that coinciding IP and GPS are a stronger signal of physical presence than timezone or language, which describe device configuration rather than location.</w:t>
+      </w:r>
+    </w:p>
+    <w:p>
+      <w:pPr>
+        <w:pStyle w:val="Heading2"/>
+        <w:spacing w:after="160" w:line="320" w:lineRule="auto"/>
+      </w:pPr>
+      <w:r>
+        <w:t xml:space="preserve">National eligibility decoupled from geographic confidence</w:t>
+      </w:r>
+    </w:p>
+    <w:p>
+      <w:pPr>
+        <w:spacing w:after="160" w:line="320" w:lineRule="auto"/>
+        <w:jc w:val="both"/>
+      </w:pPr>
+      <w:r>
+        <w:t xml:space="preserve">The geographic-confidence score is no longer used as an eligibility condition. National eligibility is determined solely by the SIM country matching the convocatoria’s country. The previous “confidence at least 60%” requirement was removed from the adhesion check, so that legitimate participants whose auxiliary signals are weak or misaligned — a failing IP lookup, disabled GPS, a misaligned timezone — are not excluded. Geographic confidence is now strictly informative, explaining the quality of complementary signals without acting as a barrier.</w:t>
+      </w:r>
+    </w:p>
+    <w:p>
+      <w:pPr>
+        <w:pStyle w:val="Heading2"/>
+        <w:spacing w:after="160" w:line="320" w:lineRule="auto"/>
+      </w:pPr>
+      <w:r>
+        <w:t xml:space="preserve">Territorial verification exposed as local_verified</w:t>
+      </w:r>
+    </w:p>
+    <w:p>
+      <w:pPr>
+        <w:spacing w:after="160" w:line="320" w:lineRule="auto"/>
+        <w:jc w:val="both"/>
+      </w:pPr>
+      <w:r>
+        <w:t xml:space="preserve">Territorial verification is now a named, explicit field, kept separate from the confidence score, in both the adhesion response and the public report. The field local_verified answers a single question: did the participant’s reverse-geocoded GPS place them inside the convocatoria’s declared OSM entity? It is accompanied by geo_scope_match (municipality or region) and geo_scope_source (gps_osm). This separation is deliberate: a confidence percentage measures signal quality, whereas local_verified measures territorial belonging, and the two must not be conflated by participants, journalists or future auditors. Consistent with the platform’s principle, local and regional participation remains a classification in the report, never an exclusion.</w:t>
+      </w:r>
+    </w:p>
+    <w:p>
+      <w:pPr>
+        <w:pStyle w:val="Heading2"/>
+        <w:spacing w:after="160" w:line="320" w:lineRule="auto"/>
+      </w:pPr>
+      <w:r>
+        <w:t xml:space="preserve">GPS coordinates — storage misalignment corrected</w:t>
+      </w:r>
+    </w:p>
+    <w:p>
+      <w:pPr>
+        <w:spacing w:after="160" w:line="320" w:lineRule="auto"/>
+        <w:jc w:val="both"/>
+      </w:pPr>
+      <w:r>
+        <w:t xml:space="preserve">During this session’s documentation review, the auditor identified that the post-adhesion GPS reinforcement endpoint attempted to write GPS coordinates — latitude, longitude and accuracy — to the adhesions table. This contradicted the platform’s stated philosophy and the migration of 7 June 2026, which had deliberately removed those columns so that GPS coordinates are never stored: only a boolean confirming that GPS was active at the moment of adhesion, together with the derived OSM entity, is retained. Because the columns no longer exist and the update did not check for errors, the write failed silently — the reinforcement upgraded nothing. The endpoint was corrected to persist only the gps_confirmed boolean, the derived OSM identifier and the reliability signals, and error checking was added so that a future failure of this kind cannot pass unnoticed. The correction realigns the code with the database, the Privacy Policy and the canonical reference, all of which already state that GPS coordinates are never stored; no documentation change was required, because that claim is now true again.</w:t>
       </w:r>
     </w:p>
     <w:p>

--- a/docs/governance/4.-VoiceProtest_AuditTrail.docx
+++ b/docs/governance/4.-VoiceProtest_AuditTrail.docx
@@ -1792,6 +1792,33 @@
       </w:pPr>
       <w:r>
         <w:t xml:space="preserve">During this session’s documentation review, the auditor identified that the post-adhesion GPS reinforcement endpoint attempted to write GPS coordinates — latitude, longitude and accuracy — to the adhesions table. This contradicted the platform’s stated philosophy and the migration of 7 June 2026, which had deliberately removed those columns so that GPS coordinates are never stored: only a boolean confirming that GPS was active at the moment of adhesion, together with the derived OSM entity, is retained. Because the columns no longer exist and the update did not check for errors, the write failed silently — the reinforcement upgraded nothing. The endpoint was corrected to persist only the gps_confirmed boolean, the derived OSM identifier and the reliability signals, and error checking was added so that a future failure of this kind cannot pass unnoticed. The correction realigns the code with the database, the Privacy Policy and the canonical reference, all of which already state that GPS coordinates are never stored; no documentation change was required, because that claim is now true again.</w:t>
+      </w:r>
+    </w:p>
+    <w:p>
+      <w:pPr>
+        <w:pStyle w:val="Heading2"/>
+        <w:spacing w:after="160" w:line="320" w:lineRule="auto"/>
+      </w:pPr>
+      <w:r>
+        <w:t xml:space="preserve">Identity hashing consolidated server-side with HMAC</w:t>
+      </w:r>
+    </w:p>
+    <w:p>
+      <w:pPr>
+        <w:spacing w:after="160" w:line="320" w:lineRule="auto"/>
+        <w:jc w:val="both"/>
+      </w:pPr>
+      <w:r>
+        <w:t xml:space="preserve">A review of the data-handling guarantees revealed that identity hashing was being performed in the browser using plain SHA-256 for both phone numbers (at sign-in) and institutional emails (in the trusted-census flow), with the resulting hash sent to and stored by the server. Because a browser cannot hold a server secret, a client-side hash can only ever be plain SHA-256 — which, for low-entropy identifiers such as phone numbers and predictable institutional email addresses, is recoverable by dictionary attack. This contradicted the platform’s own cryptographic principle, under which low-entropy identifiers must be protected with a keyed HMAC. The server-side HMAC helper existed but was applied only to a secondary device record, not to the identifier actually stored against each adhesion. Separately, the trusted-census vouching flow persisted candidate email addresses in plain text.</w:t>
+      </w:r>
+    </w:p>
+    <w:p>
+      <w:pPr>
+        <w:spacing w:after="160" w:line="320" w:lineRule="auto"/>
+        <w:jc w:val="both"/>
+      </w:pPr>
+      <w:r>
+        <w:t xml:space="preserve">Identity hashing was consolidated entirely on the server. The raw phone number or email travels to the backend only for one-time verification, exactly as before; the backend computes the HMAC with a server-side secret and returns the resulting identifier; the client stores and reuses that value but never derives an identity hash itself. A single secret is reused for phone and email, since it is conceptually an identity-hash secret rather than a phone-specific one. The per-adhesion nullifier is derived as a keyed HMAC of the identity hash and the convocatoria identifier, so it differs across convocatorias and cannot be correlated. Institutional and census participation now resolve to the same HMAC for a given email, restoring their consistency. In the vouching flow the candidate email is masked (for example j***@uu.nl) and the raw address is never persisted. The server now refuses to start in production if the identity-hashing secrets are absent, rather than silently downgrading to plain SHA-256, and the browser-side hashing helpers — together with a misleading live “SHA-256” preview shown during sign-in — were removed.</w:t>
       </w:r>
     </w:p>
     <w:p>

--- a/docs/governance/4.-VoiceProtest_AuditTrail.docx
+++ b/docs/governance/4.-VoiceProtest_AuditTrail.docx
@@ -1819,6 +1819,124 @@
       </w:pPr>
       <w:r>
         <w:t xml:space="preserve">Identity hashing was consolidated entirely on the server. The raw phone number or email travels to the backend only for one-time verification, exactly as before; the backend computes the HMAC with a server-side secret and returns the resulting identifier; the client stores and reuses that value but never derives an identity hash itself. A single secret is reused for phone and email, since it is conceptually an identity-hash secret rather than a phone-specific one. The per-adhesion nullifier is derived as a keyed HMAC of the identity hash and the convocatoria identifier, so it differs across convocatorias and cannot be correlated. Institutional and census participation now resolve to the same HMAC for a given email, restoring their consistency. In the vouching flow the candidate email is masked (for example j***@uu.nl) and the raw address is never persisted. The server now refuses to start in production if the identity-hashing secrets are absent, rather than silently downgrading to plain SHA-256, and the browser-side hashing helpers — together with a misleading live “SHA-256” preview shown during sign-in — were removed.</w:t>
+      </w:r>
+    </w:p>
+    <w:p>
+      <w:pPr>
+        <w:pStyle w:val="Heading1"/>
+        <w:pBdr>
+          <w:bottom w:val="single" w:color="1B7F4D" w:sz="6" w:space="4"/>
+        </w:pBdr>
+        <w:spacing w:after="200" w:before="400"/>
+      </w:pPr>
+      <w:r>
+        <w:rPr>
+          <w:b/>
+          <w:bCs/>
+          <w:color w:val="1A1A1A"/>
+          <w:sz w:val="30"/>
+          <w:szCs w:val="30"/>
+        </w:rPr>
+        <w:t xml:space="preserve">Session corrections — 28 June 2026</w:t>
+      </w:r>
+    </w:p>
+    <w:p>
+      <w:pPr>
+        <w:spacing w:after="160" w:line="320" w:lineRule="auto"/>
+        <w:jc w:val="both"/>
+      </w:pPr>
+      <w:r>
+        <w:t xml:space="preserve">This entry documents a database security review, two data-retention changes, a methodological interface-language audit, and the removal of two unimplemented login options, applied during the development session of 28 June 2026.</w:t>
+      </w:r>
+    </w:p>
+    <w:p>
+      <w:pPr>
+        <w:pStyle w:val="Heading2"/>
+        <w:spacing w:after="160" w:line="320" w:lineRule="auto"/>
+      </w:pPr>
+      <w:r>
+        <w:t xml:space="preserve">Row Level Security enabled on all remaining tables</w:t>
+      </w:r>
+    </w:p>
+    <w:p>
+      <w:pPr>
+        <w:spacing w:after="160" w:line="320" w:lineRule="auto"/>
+        <w:jc w:val="both"/>
+      </w:pPr>
+      <w:r>
+        <w:t xml:space="preserve">A review of the Supabase database confirmed, by direct query against pg_tables, that Row Level Security was enabled only on the protests table (corrected in the 20 June 2026 migration) and was still disabled on every other table in the public schema. Although the frontend holds no Supabase client and all data flows through the Railway backend with the service-role key, the public anonymous key combined with PostgREST remained an attack surface independent of the frontend. Row Level Security was enabled, each with a service-role-only policy, on the fourteen remaining tables: groups, group_members, vouches, vouch_requests, invite_links, institutional_members, email_otp_requests, email_otp_rate_limit, platform_fund, financial_movements, kofi_protest_map, integrity_records, source_validations and admin_log. A repeat of the verification query now returns no tables with Row Level Security disabled. The migration is idempotent and safe to re-run.</w:t>
+      </w:r>
+    </w:p>
+    <w:p>
+      <w:pPr>
+        <w:pStyle w:val="Heading2"/>
+        <w:spacing w:after="160" w:line="320" w:lineRule="auto"/>
+      </w:pPr>
+      <w:r>
+        <w:t xml:space="preserve">Soft-delete replaced by irreversible anonymisation at 90 days</w:t>
+      </w:r>
+    </w:p>
+    <w:p>
+      <w:pPr>
+        <w:spacing w:after="160" w:line="320" w:lineRule="auto"/>
+        <w:jc w:val="both"/>
+      </w:pPr>
+      <w:r>
+        <w:t xml:space="preserve">The previous data-retention mechanism logically deleted individual adhesions 90 days after an event closed by setting a deleted_at marker, while leaving the underlying personal fields intact in the database as a deliberate safety net for disputes and audits. The review concluded that retaining personal data indefinitely behind a soft-delete flag was inconsistent with the platform’s minimisation principle. The mechanism was replaced by irreversible anonymisation: 90 days after closure, every individual or linkable field of an adhesion — phone hash, device identifier, nullifier, public commitment, fine-grained location, city and region — is permanently set to null, while the row itself is kept so that the closed public report retains its aggregate distribution. The auditable snapshot in integrity_records, which contains no personal data, is unaffected. A safety guard ensures a protest is only anonymised once its integrity record exists. The auditor reviewed and approved the change.</w:t>
+      </w:r>
+    </w:p>
+    <w:p>
+      <w:pPr>
+        <w:pStyle w:val="Heading2"/>
+        <w:spacing w:after="160" w:line="320" w:lineRule="auto"/>
+      </w:pPr>
+      <w:r>
+        <w:t xml:space="preserve">Verified-device retention introduced (270 days of inactivity)</w:t>
+      </w:r>
+    </w:p>
+    <w:p>
+      <w:pPr>
+        <w:spacing w:after="160" w:line="320" w:lineRule="auto"/>
+        <w:jc w:val="both"/>
+      </w:pPr>
+      <w:r>
+        <w:t xml:space="preserve">The devices table associates a random device identifier with a server-side HMAC pseudonym of the participant’s phone number. This association lets returning participants join later events without repeating SMS verification, and prevents duplicate participation. The review noted that this pseudonym was retained indefinitely by default, including for devices that verified once and never participated again — a persistent, correlatable identifier outliving any activity. A retention rule was introduced: a last_seen column, refreshed on each effective adhesion, now governs a 270-day inactivity window (three times the 90-day adhesion window). A daily job deletes any device with no adhesion for 270 days that is no longer referenced by an adhesion; because anonymised adhesions hold a null device identifier, an eligible device has no referencing rows and is removed safely. The window is sliding: a recurring participant never expires, while a device that returns after deletion simply re-verifies once by SMS. The privacy policy was updated in all four languages to declare this persistent identifier and its retention honestly, including the fact that, for a continuously active participant, the pseudonym persists for as long as participation continues.</w:t>
+      </w:r>
+    </w:p>
+    <w:p>
+      <w:pPr>
+        <w:pStyle w:val="Heading2"/>
+        <w:spacing w:after="160" w:line="320" w:lineRule="auto"/>
+      </w:pPr>
+      <w:r>
+        <w:t xml:space="preserve">Interface-language audit across four locales</w:t>
+      </w:r>
+    </w:p>
+    <w:p>
+      <w:pPr>
+        <w:spacing w:after="160" w:line="320" w:lineRule="auto"/>
+        <w:jc w:val="both"/>
+      </w:pPr>
+      <w:r>
+        <w:t xml:space="preserve">A methodological audit of the user-facing strings was conducted against a single principle: the interface must not overstate what the system verifies. Across the four locales (ES/EN/FR/ZH), wording that conflated evidence with conclusion, confidence with certainty, or participation with legitimacy was corrected. Geographic signals are now described as confidence evidence rather than as certifying location; institutional email verification is described as evidence supporting affiliation rather than proving it; a declared source is described as supporting the reported facts rather than proving them; and “proof of humanity” became “humanity signal”. The data-retention wording was aligned with the new anonymisation and device-retention rules. Key sets were kept identical across the four languages, and the Chinese strings were flagged for native-speaker review before the pilot.</w:t>
+      </w:r>
+    </w:p>
+    <w:p>
+      <w:pPr>
+        <w:pStyle w:val="Heading2"/>
+        <w:spacing w:after="160" w:line="320" w:lineRule="auto"/>
+      </w:pPr>
+      <w:r>
+        <w:t xml:space="preserve">Unimplemented login options removed (World ID and high-risk mode)</w:t>
+      </w:r>
+    </w:p>
+    <w:p>
+      <w:pPr>
+        <w:spacing w:after="160" w:line="320" w:lineRule="auto"/>
+        <w:jc w:val="both"/>
+      </w:pPr>
+      <w:r>
+        <w:t xml:space="preserve">The login screen’s advanced options presented two cards that, on tap, displayed only a “coming soon” notice. Neither had any implementation, dependency or backend logic. The World ID card additionally carried a “maximum verifiable privacy” badge, advertising as available a feature that did not exist. The high-risk-mode card was misleading in the opposite direction: it presented as a future feature a protection that is, in fact, already implemented and automatic — for events marked high or critical risk, the code already skips the GPS request entirely, so no location is collected, and the protest’s risk level is shown on its detail screen. Both cards, and the now-empty advanced-options accordion, were removed, and the nine orphaned interface strings were deleted from all four locales. The real, automatic high-risk protection is unchanged.</w:t>
       </w:r>
     </w:p>
     <w:p>

--- a/docs/governance/4.-VoiceProtest_AuditTrail.docx
+++ b/docs/governance/4.-VoiceProtest_AuditTrail.docx
@@ -1937,6 +1937,84 @@
       </w:pPr>
       <w:r>
         <w:t xml:space="preserve">The login screen’s advanced options presented two cards that, on tap, displayed only a “coming soon” notice. Neither had any implementation, dependency or backend logic. The World ID card additionally carried a “maximum verifiable privacy” badge, advertising as available a feature that did not exist. The high-risk-mode card was misleading in the opposite direction: it presented as a future feature a protection that is, in fact, already implemented and automatic — for events marked high or critical risk, the code already skips the GPS request entirely, so no location is collected, and the protest’s risk level is shown on its detail screen. Both cards, and the now-empty advanced-options accordion, were removed, and the nine orphaned interface strings were deleted from all four locales. The real, automatic high-risk protection is unchanged.</w:t>
+      </w:r>
+    </w:p>
+    <w:p>
+      <w:pPr>
+        <w:pStyle w:val="Heading1"/>
+      </w:pPr>
+      <w:r>
+        <w:t>Session corrections — July 2026</w:t>
+      </w:r>
+    </w:p>
+    <w:p>
+      <w:r>
+        <w:t>This entry documents a set of changes applied during the development sessions of early July 2026: a change to how recipient institutions are validated, a broadening of the accepted abuse types, a new requirement for institutional events, and a redesign of the landing page around the map.</w:t>
+      </w:r>
+    </w:p>
+    <w:p>
+      <w:pPr>
+        <w:pStyle w:val="Heading2"/>
+      </w:pPr>
+      <w:r>
+        <w:t>Recipient validation moved to hierarchical Wikidata classification</w:t>
+      </w:r>
+    </w:p>
+    <w:p>
+      <w:r>
+        <w:t>The server-side recipient check (16.4) previously matched a recipient’s declared Wikidata type against a flat list of accepted type identifiers. That list required a new manual entry for every institution type it did not yet cover — the additions logged in 7.7 (a Spanish city council, among others) were an example — and could never be complete. The check now traverses the Wikidata subclass hierarchy (instance-of, then subclass-of transitively) against a small set of public-authority classes, so a specific national institution type is recognised through its parent classes. An allowed public classification takes precedence over a rejected one, so a public enterprise is admitted while a private company or a political party is rejected; verdicts are cached. This supersedes the manual list-maintenance approach recorded in 7.7.</w:t>
+      </w:r>
+    </w:p>
+    <w:p>
+      <w:pPr>
+        <w:pStyle w:val="Heading2"/>
+      </w:pPr>
+      <w:r>
+        <w:t>Accepted abuse types broadened from seven to sixteen</w:t>
+      </w:r>
+    </w:p>
+    <w:p>
+      <w:r>
+        <w:t>The closed list of accepted abuse types (16.1) was broadened from seven categories to sixteen, grouped in three families anchored to recognised frameworks: integrity and corruption (UN Convention against Corruption), maladministration (European Ombudsman and Article 41 of the EU Charter), and rights and liberties (ECHR and EU Charter), plus a residual ‘other public power abuse’. The frontend selector and the backend closed list are kept in exact synchronisation. The change widens the range of legitimate public grievances the platform can express without weakening the other three admission rules.</w:t>
+      </w:r>
+    </w:p>
+    <w:p>
+      <w:pPr>
+        <w:pStyle w:val="Heading2"/>
+      </w:pPr>
+      <w:r>
+        <w:t>Institutional country now mandatory</w:t>
+      </w:r>
+    </w:p>
+    <w:p>
+      <w:r>
+        <w:t>Institutional convocatorias now declare the institution’s country as a mandatory field. Eligibility is unchanged — it remains membership of the approved email domain — but the declared country records the institution’s seat so the convocatoria can be placed on the map and reached through the new country-first navigation. This updates 20.6, which previously stated that institutional convocatorias declare no geographic entity; the country is a locator for discoverability only and produces no geographic breakdown of participants.</w:t>
+      </w:r>
+    </w:p>
+    <w:p>
+      <w:pPr>
+        <w:pStyle w:val="Heading2"/>
+      </w:pPr>
+      <w:r>
+        <w:t>Landing redesigned around country-first map navigation</w:t>
+      </w:r>
+    </w:p>
+    <w:p>
+      <w:r>
+        <w:t>The landing page was reorganised so the map is the primary way to browse. On load it frames the user’s country — using the strongest signal available without a permission prompt (SIM country if known, otherwise IP country), and refining to the SIM country if it arrives later and the user has not moved the map — leaving neighbouring countries visible. Tapping a country recentres the map and filters the list to that country. The scope filter order was aligned to global, national, regional, local and institutional, matching the event-creation screen; institutional convocatorias are now shown as their own category, distinct from regional, in both the list and the map.</w:t>
+      </w:r>
+    </w:p>
+    <w:p>
+      <w:pPr>
+        <w:pStyle w:val="Heading2"/>
+      </w:pPr>
+      <w:r>
+        <w:t>Country names localised; service worker made deploy-safe</w:t>
+      </w:r>
+    </w:p>
+    <w:p>
+      <w:r>
+        <w:t>Two smaller corrections. Country names in the convocatoria list are now localised to the interface language at render time, using the browser’s own Intl data, instead of a fixed string stored at creation. And the service worker was switched to a network-first strategy for the application shell, so a new deployment is picked up on the next load instead of after a stale-cache delay.</w:t>
       </w:r>
     </w:p>
     <w:p>

--- a/docs/governance/4.-VoiceProtest_AuditTrail.docx
+++ b/docs/governance/4.-VoiceProtest_AuditTrail.docx
@@ -2191,6 +2191,68 @@
           <w:szCs w:val="19"/>
         </w:rPr>
         <w:t xml:space="preserve">github.com/cero-absoluto/vozciudadana · AGPL 3.0</w:t>
+      </w:r>
+    </w:p>
+    <w:p/>
+    <w:p>
+      <w:r>
+        <w:t>――――――――――――――――――――――――――――――――――――――――</w:t>
+      </w:r>
+    </w:p>
+    <w:p>
+      <w:r>
+        <w:rPr>
+          <w:b/>
+        </w:rPr>
+        <w:t>Session corrections — July 2026 (second pass)</w:t>
+      </w:r>
+    </w:p>
+    <w:p>
+      <w:r>
+        <w:rPr>
+          <w:b w:val="0"/>
+        </w:rPr>
+        <w:t>Three corrections applied across canonical documents following review against the deployed codebase (v67):</w:t>
+      </w:r>
+    </w:p>
+    <w:p>
+      <w:r>
+        <w:rPr>
+          <w:b w:val="0"/>
+        </w:rPr>
+        <w:t>1. Methodology v3.5-beta → v1.0. The beta designation was removed. The document is now the canonical reference for participation verification. A changelog section was added.</w:t>
+      </w:r>
+    </w:p>
+    <w:p>
+      <w:r>
+        <w:rPr>
+          <w:b w:val="0"/>
+        </w:rPr>
+        <w:t>2. Integrity version 2 language corrected. The phrase "is available from integrity version 2" in both the Methodology (§6) and the AuditAlignment (§integrity) has been corrected to "will be available from integrity version 2". The internal seal (version 1) remains the only deployed mechanism. The correction removes a factual inaccuracy that overstated the current platform capabilities.</w:t>
+      </w:r>
+    </w:p>
+    <w:p>
+      <w:r>
+        <w:rPr>
+          <w:b w:val="0"/>
+        </w:rPr>
+        <w:t>3. Reliability score formula formalised. The score (60–95%) was implemented in the codebase but undocumented in any canonical reference. §4.1 has been added to the Methodology v1.0 documenting the exact formula: GPS+SIM+IP=95%, GPS+SIM=92%, SIM+IP=85%, SIM only=75%, IP only=60%. No code change — documentation only.</w:t>
+      </w:r>
+    </w:p>
+    <w:p>
+      <w:r>
+        <w:rPr>
+          <w:b w:val="0"/>
+        </w:rPr>
+        <w:t>4. Source admissibility clarified as unconditional. The phrase "where required" in §3 of the Methodology was ambiguous and has been removed. Source admissibility is required for all convocatorias without exception, consistent with the deployed backend schema.</w:t>
+      </w:r>
+    </w:p>
+    <w:p>
+      <w:r>
+        <w:rPr>
+          <w:b w:val="0"/>
+        </w:rPr>
+        <w:t>AuditAlignment updated to v2.2 incorporating correction #2. Methodology updated to v1.0 incorporating corrections #1, #2, #3, #4. Security Audit updated to v1.1 (status and changelog only).</w:t>
       </w:r>
     </w:p>
     <w:sectPr>

--- a/docs/governance/4.-VoiceProtest_AuditTrail.docx
+++ b/docs/governance/4.-VoiceProtest_AuditTrail.docx
@@ -2253,6 +2253,159 @@
           <w:b w:val="0"/>
         </w:rPr>
         <w:t>AuditAlignment updated to v2.2 incorporating correction #2. Methodology updated to v1.0 incorporating corrections #1, #2, #3, #4. Security Audit updated to v1.1 (status and changelog only).</w:t>
+      </w:r>
+    </w:p>
+    <w:p>
+      <w:pPr>
+        <w:spacing w:after="160" w:line="320" w:lineRule="auto"/>
+      </w:pPr>
+      <w:r>
+        <w:t xml:space="preserve">――――――――――――――――――――――――――――――――――――――――</w:t>
+      </w:r>
+    </w:p>
+    <w:p>
+      <w:pPr>
+        <w:pStyle w:val="Heading1"/>
+        <w:spacing w:after="200" w:line="320" w:lineRule="auto"/>
+      </w:pPr>
+      <w:r>
+        <w:rPr>
+          <w:b/>
+          <w:color w:val="1A1A1A"/>
+          <w:sz w:val="30"/>
+          <w:szCs w:val="30"/>
+        </w:rPr>
+        <w:t xml:space="preserve">Session corrections — 12 July 2026</w:t>
+      </w:r>
+    </w:p>
+    <w:p>
+      <w:pPr>
+        <w:spacing w:after="160" w:line="320" w:lineRule="auto"/>
+      </w:pPr>
+      <w:r>
+        <w:t xml:space="preserve">An end-to-end testing session was conducted against a live regional convocatoria (Cantabria, based on the Las Llamas case in Santander), using real Spanish SIM adhesions from Santander and iterating through public reports across codebase versions v68 to v73. All test convocatorias and adhesions were deleted afterwards. The session produced ten implementation fixes, two design decisions, one piece of empirical evidence for the Methodology, and updates to two canonical documents. Full technical detail per fix lives in the repository audit trail; this entry records what changed at the documentation level and why.</w:t>
+      </w:r>
+    </w:p>
+    <w:p>
+      <w:pPr>
+        <w:spacing w:after="160" w:line="320" w:lineRule="auto"/>
+      </w:pPr>
+      <w:r>
+        <w:rPr>
+          <w:b/>
+        </w:rPr>
+        <w:t xml:space="preserve">1. Territorial classification fixes.</w:t>
+      </w:r>
+    </w:p>
+    <w:p>
+      <w:pPr>
+        <w:spacing w:after="160" w:line="320" w:lineRule="auto"/>
+      </w:pPr>
+      <w:r>
+        <w:t xml:space="preserve">Three independent conditions written for the local scope only ("local-only family") silently broke the regional path: the reinforce button was not shown, the reverse-geocode zoom level was wrong, and — critically — the single-use GPS update token was never issued for regional convocatorias, making the entire regional reinforcement flow unreachable. Separately, the national/international grouping of the public report compared localized country names from mixed-language providers ("Spain" vs "España"), misclassifying every domestic no-GPS adhesion as international. Fixed with a new pais_code column (ISO 3166-1 alpha-2, migration 20260712_adhesions_pais_code.sql) captured at verification time; classification now compares codes, never names. Lesson recorded: every condition on a shared local/regional code path is a silent failure point; territorial features must be tested in both scopes from day one.</w:t>
+      </w:r>
+    </w:p>
+    <w:p>
+      <w:pPr>
+        <w:spacing w:after="160" w:line="320" w:lineRule="auto"/>
+      </w:pPr>
+      <w:r>
+        <w:rPr>
+          <w:b/>
+        </w:rPr>
+        <w:t xml:space="preserve">2. Reliability of the reinforcement chain.</w:t>
+      </w:r>
+    </w:p>
+    <w:p>
+      <w:pPr>
+        <w:spacing w:after="160" w:line="320" w:lineRule="auto"/>
+      </w:pPr>
+      <w:r>
+        <w:t xml:space="preserve">The insert of the GPS update token did not check its error result: on failure the backend still returned the generated token to the client (a "phantom token"), producing undiagnosable 404s. The insert is now error-checked and the full reinforcement path is instrumented with structured logs. The client previously gave implicit visual confirmation when the browser granted the GPS permission regardless of server outcome; confirmation is now shown only on a successful server response, and failures surface an explicit error in all four languages.</w:t>
+      </w:r>
+    </w:p>
+    <w:p>
+      <w:pPr>
+        <w:spacing w:after="160" w:line="320" w:lineRule="auto"/>
+      </w:pPr>
+      <w:r>
+        <w:rPr>
+          <w:b/>
+        </w:rPr>
+        <w:t xml:space="preserve">3. Design decision — reinforcement token persistence (revision of a June 2026 decision).</w:t>
+      </w:r>
+    </w:p>
+    <w:p>
+      <w:pPr>
+        <w:spacing w:after="160" w:line="320" w:lineRule="auto"/>
+      </w:pPr>
+      <w:r>
+        <w:t xml:space="preserve">The June decision stored the single-use GPS update token in sessionStorage ("expires with session"), which in practice reduced the token’s 24-hour window to "until the tab closes" — unusable on mobile. Revised: the token is now persisted client-side with an explicit 24-hour expiry, removed on use, expiry or failure. Privacy cost assessed as negligible: the token is a random single-use UUID carrying no personal data. This enables the intended use case (join from home, reinforce from the neighbourhood) and a re-entry card on the convocatoria detail screen while the token is alive.</w:t>
+      </w:r>
+    </w:p>
+    <w:p>
+      <w:pPr>
+        <w:spacing w:after="160" w:line="320" w:lineRule="auto"/>
+      </w:pPr>
+      <w:r>
+        <w:rPr>
+          <w:b/>
+        </w:rPr>
+        <w:t xml:space="preserve">4. Design decision — the geographic signal is offered at the moment of joining.</w:t>
+      </w:r>
+    </w:p>
+    <w:p>
+      <w:pPr>
+        <w:spacing w:after="160" w:line="320" w:lineRule="auto"/>
+      </w:pPr>
+      <w:r>
+        <w:t xml:space="preserve">For local and regional convocatorias, a one-time interstitial now appears when the participant taps "Join": it explains that location turns the adhesion into verified territorial evidence in the public report, states that coordinates are never stored (only the derived administrative area), and offers two equivalent choices — enable location, or continue without. Both proceed to verification; the choice is remembered per convocatoria so the prompt never repeats. Rationale: location granted at joining travels with the adhesion itself, removing the dependency on the reinforcement chain (empirically the most fragile path in the system), while the post-adhesion reinforcement remains as a safety net. Location remains optional and non-gating, consistent with the 21 June 2026 design note.</w:t>
+      </w:r>
+    </w:p>
+    <w:p>
+      <w:pPr>
+        <w:spacing w:after="160" w:line="320" w:lineRule="auto"/>
+      </w:pPr>
+      <w:r>
+        <w:rPr>
+          <w:b/>
+        </w:rPr>
+        <w:t xml:space="preserve">5. Empirical evidence for the Methodology.</w:t>
+      </w:r>
+    </w:p>
+    <w:p>
+      <w:pPr>
+        <w:spacing w:after="160" w:line="320" w:lineRule="auto"/>
+      </w:pPr>
+      <w:r>
+        <w:t xml:space="preserve">During testing, SIMs physically located in Santander were geolocated by mobile-carrier IP to Llodio (Basque Country), Badajoz (Extremadura) and Madrid across successive reports in the same morning. This confirms the design premise that mobile-carrier IP geolocation resolves to operator gateways, not to the participant’s location, and is now cited in the Methodology as the empirical basis for never counting IP as territorial evidence. The test report PDFs are retained as an annex.</w:t>
+      </w:r>
+    </w:p>
+    <w:p>
+      <w:pPr>
+        <w:spacing w:after="160" w:line="320" w:lineRule="auto"/>
+      </w:pPr>
+      <w:r>
+        <w:rPr>
+          <w:b/>
+        </w:rPr>
+        <w:t xml:space="preserve">6. Additional fixes.</w:t>
+      </w:r>
+    </w:p>
+    <w:p>
+      <w:pPr>
+        <w:spacing w:after="160" w:line="320" w:lineRule="auto"/>
+      </w:pPr>
+      <w:r>
+        <w:t xml:space="preserve">The share message generated immediately after joining fell back to a generic platform link with no title (the route carried no convocatoria id at that moment); it now includes the convocatoria title and a direct link in all four languages. Regional convocatorias were rendered at the country centroid on the map instead of at the selected region’s coordinates. The public report PDF did not export the territorial verification block (its principal evidence). The phone-verification screen showed no information about what was being joined; it now shows the convocatoria’s title, target, description and demands — informed participation at the moment of consent.</w:t>
+      </w:r>
+    </w:p>
+    <w:p>
+      <w:pPr>
+        <w:spacing w:after="160" w:line="320" w:lineRule="auto"/>
+      </w:pPr>
+      <w:r>
+        <w:t xml:space="preserve">Documents updated in this session: Methodology v1.0 → v1.1 (§2 documents the moment of the geographic signal and the 24-hour reinforcement window; §4 documents the empirical IP limitation and the ISO-code basis of country classification). Security Audit v1.1 → v1.2 (classification-integrity fixes and hardening documented; attack surface unchanged). The master design document’s user-flow section, data model and history were updated to match. The AuditAlignment (v2.2) was verified against every change in this session and required no modification: no claim it makes — location as optional and non-gating, classification as informative rather than exclusionary, GPS contributing to reliability rather than eligibility — is altered by any of the above. It remains at v2.2; recording that verification here is the change.</w:t>
       </w:r>
     </w:p>
     <w:sectPr>

--- a/docs/governance/4.-VoiceProtest_AuditTrail.docx
+++ b/docs/governance/4.-VoiceProtest_AuditTrail.docx
@@ -2406,6 +2406,127 @@
       </w:pPr>
       <w:r>
         <w:t xml:space="preserve">Documents updated in this session: Methodology v1.0 → v1.1 (§2 documents the moment of the geographic signal and the 24-hour reinforcement window; §4 documents the empirical IP limitation and the ISO-code basis of country classification). Security Audit v1.1 → v1.2 (classification-integrity fixes and hardening documented; attack surface unchanged). The master design document’s user-flow section, data model and history were updated to match. The AuditAlignment (v2.2) was verified against every change in this session and required no modification: no claim it makes — location as optional and non-gating, classification as informative rather than exclusionary, GPS contributing to reliability rather than eligibility — is altered by any of the above. It remains at v2.2; recording that verification here is the change.</w:t>
+      </w:r>
+    </w:p>
+    <w:p/>
+    <w:p>
+      <w:r>
+        <w:t>――――――――――――――――――――――――――――――――――――――――</w:t>
+      </w:r>
+    </w:p>
+    <w:p>
+      <w:r>
+        <w:rPr>
+          <w:b/>
+        </w:rPr>
+        <w:t>Session corrections — 16 July 2026</w:t>
+      </w:r>
+    </w:p>
+    <w:p>
+      <w:pPr>
+        <w:spacing w:after="160" w:line="320" w:lineRule="auto"/>
+      </w:pPr>
+      <w:r>
+        <w:rPr/>
+        <w:t xml:space="preserve">A UX review of the join flow as reached from a shared link (e.g. WhatsApp) and of the phone/GPS/confirmation sequence produced four fixes, recorded here at the documentation level. Full change detail lives in the repository commit history; this entry records what changed and why.</w:t>
+      </w:r>
+    </w:p>
+    <w:p>
+      <w:pPr>
+        <w:spacing w:after="160" w:line="320" w:lineRule="auto"/>
+      </w:pPr>
+      <w:r>
+        <w:rPr>
+          <w:b/>
+        </w:rPr>
+        <w:t xml:space="preserve">1. Direct-link resilience.</w:t>
+      </w:r>
+    </w:p>
+    <w:p>
+      <w:pPr>
+        <w:spacing w:after="160" w:line="320" w:lineRule="auto"/>
+      </w:pPr>
+      <w:r>
+        <w:rPr/>
+        <w:t xml:space="preserve">The detail screen depended entirely on the client-side protest list already being loaded, with no fetch of its own and no loading or error state. A link opened before that list resolved, or pointing to a convocatoria that had since closed (the list endpoint excludes closed convocatorias by design), rendered a blank screen. Fixed with a direct by-id fetch fallback (reusing the existing single-protest endpoint), a loading state, and an explicit not-found state. A closed convocatoria reached this way now shows a dedicated notice linking to its public report, and is excluded from home listings, the map and the global participant counter — it remains visible only on its own detail and report screens.</w:t>
+      </w:r>
+    </w:p>
+    <w:p>
+      <w:pPr>
+        <w:spacing w:after="160" w:line="320" w:lineRule="auto"/>
+      </w:pPr>
+      <w:r>
+        <w:rPr>
+          <w:b/>
+        </w:rPr>
+        <w:t xml:space="preserve">2. GPS interstitial — trigger point moved, not removed.</w:t>
+      </w:r>
+    </w:p>
+    <w:p>
+      <w:pPr>
+        <w:spacing w:after="160" w:line="320" w:lineRule="auto"/>
+      </w:pPr>
+      <w:r>
+        <w:rPr/>
+        <w:t xml:space="preserve">The interstitial explaining that enabling location strengthens the local/regional public report used to appear immediately on opening the join screen, before the participant had done anything. It now appears right after the participant enters their phone number and requests the code. This is a timing change within the same pre-adhesion flow, not an architectural one: the same gate applies, the same data still travels in the same adhesion call handled by the confirmation screen, and the choice remains fully optional and non-gating. The interstitial’s text was also rewritten to state the consequence directly — that a report without a confirmed location for a local/regional event is enumerated as evidence-poor for that territory in the same way an unconfirmed one is — replacing a more abstract “improves credibility” framing, in the same register already used elsewhere in the interface.</w:t>
+      </w:r>
+    </w:p>
+    <w:p>
+      <w:pPr>
+        <w:spacing w:after="160" w:line="320" w:lineRule="auto"/>
+      </w:pPr>
+      <w:r>
+        <w:rPr>
+          <w:b/>
+        </w:rPr>
+        <w:t xml:space="preserve">3. Confirmation screen — simulated delay and placeholder receipt removed.</w:t>
+      </w:r>
+    </w:p>
+    <w:p>
+      <w:pPr>
+        <w:spacing w:after="160" w:line="320" w:lineRule="auto"/>
+      </w:pPr>
+      <w:r>
+        <w:rPr/>
+        <w:t xml:space="preserve">The confirmation screen ran a fixed three-message, 2.55-second simulated progress sequence before making the real adhesion call, and separately generated a 64-character placeholder value formatted like a hash but derived from nothing (Math.random(), not the adhesion). The placeholder was never rendered in the template, so no participant was shown a false receipt, but the message sequence advertised a step (“generating your receipt”) that produced nothing visible, and the simulated wait added to, rather than reflected, real latency. Both were removed: the spinner shows a single message for the actual duration of the adhesion call, and the placeholder generation was deleted.</w:t>
+      </w:r>
+    </w:p>
+    <w:p>
+      <w:pPr>
+        <w:spacing w:after="160" w:line="320" w:lineRule="auto"/>
+      </w:pPr>
+      <w:r>
+        <w:rPr>
+          <w:b/>
+        </w:rPr>
+        <w:t xml:space="preserve">4. Post-adhesion GPS reinforcement — resolved (retired, not built).</w:t>
+      </w:r>
+    </w:p>
+    <w:p>
+      <w:pPr>
+        <w:spacing w:after="160" w:line="320" w:lineRule="auto"/>
+      </w:pPr>
+      <w:r>
+        <w:rPr/>
+        <w:t xml:space="preserve">This entry’s 12 July 2026 predecessor, and the master design document, describe a post-adhesion reinforcement mechanism: a single-use, 24-hour GPS update token offered as the first action on the confirmation screen, with a re-entry card on the detail screen for participants who join from home and reinforce later from the relevant territory. A review of the current codebase found no component rendering this: the interface strings for it existed in all four locale files but were referenced nowhere, the detail screen had no re-entry card, and the confirmation screen’s only trace was a code comment describing the token storage without any accompanying implementation. This was initially recorded here as an open item pending a decision between building the mechanism or retiring it.</w:t>
+      </w:r>
+    </w:p>
+    <w:p>
+      <w:pPr>
+        <w:spacing w:after="160" w:line="320" w:lineRule="auto"/>
+      </w:pPr>
+      <w:r>
+        <w:rPr/>
+        <w:t xml:space="preserve">Resolution (same day, 16 July 2026): a review of the chat history in which the platform was built found that this was not an abandoned feature but a deliberate replacement. In a development session on this same date, the geographic signal was moved earlier in the flow — captured before the adhesion call rather than after it (see the entry above) — on the reasoning, recorded verbatim in that session, that location travelling with the initial adhesion is more reliable than a post-adhesion token. The post-adhesion mechanism was superseded at that point, not before; the interface strings and the code comment referencing it were simply never cleaned up afterwards. They have now been removed: eleven orphaned locale keys (detail.reforzarTitle/Body/Btn/Privacy/Done/Toast, detail.gpsPromptTitle/Body/Yes/Skip, and five under verify — gpsLocalInfo, gpsRegionalInfo, gpsError, gpsLocalBtn, gpsBlocked) across all four locale files, and the orphaned comment in the adhesion call in VerifyScreen.vue. No functional code changed — the mechanism was already inert. The master design document’s note on this point has been updated to record the same resolution.</w:t>
+      </w:r>
+    </w:p>
+    <w:p>
+      <w:pPr>
+        <w:spacing w:after="160" w:line="320" w:lineRule="auto"/>
+      </w:pPr>
+      <w:r>
+        <w:rPr/>
+        <w:t xml:space="preserve">Documents updated in this session: the master design document’s user-flow section (GPS interstitial timing, confirmation screen actions and the receipt correction) and Design Evolution Timeline (G.3) were updated to match. The AuditAlignment (v2.2) was reviewed against every change above and requires no modification: none of them touch GPS’s status as optional and non-gating, the reliability score formula, or any eligibility rule. The Methodology and Security Audit are unaffected — no server-side, verification-model or admission-rule change occurred this session.</w:t>
       </w:r>
     </w:p>
     <w:sectPr>

--- a/docs/governance/4.-VoiceProtest_AuditTrail.docx
+++ b/docs/governance/4.-VoiceProtest_AuditTrail.docx
@@ -2527,6 +2527,138 @@
       <w:r>
         <w:rPr/>
         <w:t xml:space="preserve">Documents updated in this session: the master design document’s user-flow section (GPS interstitial timing, confirmation screen actions and the receipt correction) and Design Evolution Timeline (G.3) were updated to match. The AuditAlignment (v2.2) was reviewed against every change above and requires no modification: none of them touch GPS’s status as optional and non-gating, the reliability score formula, or any eligibility rule. The Methodology and Security Audit are unaffected — no server-side, verification-model or admission-rule change occurred this session.</w:t>
+      </w:r>
+    </w:p>
+    <w:p/>
+    <w:p>
+      <w:r>
+        <w:t>――――――――――――――――――――――――――――――――――――――――</w:t>
+      </w:r>
+    </w:p>
+    <w:p>
+      <w:r>
+        <w:rPr>
+          <w:b/>
+        </w:rPr>
+        <w:t>Session corrections — 16 July 2026 (continued)</w:t>
+      </w:r>
+    </w:p>
+    <w:p>
+      <w:pPr>
+        <w:spacing w:after="160" w:line="320" w:lineRule="auto"/>
+      </w:pPr>
+      <w:r>
+        <w:rPr/>
+        <w:t xml:space="preserve">Following the entry-flow, GPS-timing and interface-honesty corrections recorded in this session’s first entry above, the same session continued into the source-quality mechanism, SMS verification, and two further points of onboarding friction. Five changes are recorded here.</w:t>
+      </w:r>
+    </w:p>
+    <w:p>
+      <w:pPr>
+        <w:spacing w:after="160" w:line="320" w:lineRule="auto"/>
+      </w:pPr>
+      <w:r>
+        <w:rPr>
+          <w:b/>
+        </w:rPr>
+        <w:t xml:space="preserve">1. Source admissibility hardened with two new hard rules.</w:t>
+      </w:r>
+    </w:p>
+    <w:p>
+      <w:pPr>
+        <w:spacing w:after="160" w:line="320" w:lineRule="auto"/>
+      </w:pPr>
+      <w:r>
+        <w:rPr/>
+        <w:t xml:space="preserve">The informational source-quality preview shown while drafting (domain classification, fetch, keyword relevance) was found to be entirely disconnected from the real admission gate, which checked only whether the source domain was a known petition platform. Two hard rules were added to close this: social media and user-generated-content platforms (Facebook, Instagram, TikTok, Twitter/X, YouTube, Reddit, WhatsApp, Telegram, Medium, Substack, Blogspot, WordPress.com) are now rejected as sources on the same registrable-domain basis as petition platforms; and a submitted source must show a verifiable connection to the event — the recipient’s name, or at least two distinct words over four characters from the title and demands, must appear on the fetched page. Per explicit founder direction, neither rule judges documentary quality or reputation: an unrecognised or foreign-language outlet still passes, provided the connection is real. A shared module (`apps/api/src/lib/sourceCheck.js`) now backs both the preview and the real gate, so the two cannot silently diverge as they previously had for verb checking (see below). A new domain-classification tier, `official_bulletin` (official gazettes such as the BOE, BORME, the EU Official Journal and the Dutch Staatscourant), was added above `official_government` in the informational scoring, and a short classification label is now shown next to the source link on the event’s detail screen — informational only, never a gate.</w:t>
+      </w:r>
+    </w:p>
+    <w:p>
+      <w:pPr>
+        <w:spacing w:after="160" w:line="320" w:lineRule="auto"/>
+      </w:pPr>
+      <w:r>
+        <w:rPr>
+          <w:b/>
+        </w:rPr>
+        <w:t xml:space="preserve">2. Three disagreeing verb-check implementations consolidated into one.</w:t>
+      </w:r>
+    </w:p>
+    <w:p>
+      <w:pPr>
+        <w:spacing w:after="160" w:line="320" w:lineRule="auto"/>
+      </w:pPr>
+      <w:r>
+        <w:rPr/>
+        <w:t xml:space="preserve">The demand-verb admission check existed in three separate places — the real backend gate (word-boundary regex against fixed root lists), and two independent, looser, substring-based re-implementations on the frontend (one in the live source-quality preview, one in the form-submission check) — which could and did disagree: a demand containing the word “requests” as a plain noun was flagged as a prohibited verb by the frontend’s substring match, though the backend’s word-boundary check would never have rejected it. All three now share one function, `checkVerbs()`, ported verbatim from the backend’s root lists, so the preview a person sees while drafting can no longer promise a different outcome than the real gate delivers.</w:t>
+      </w:r>
+    </w:p>
+    <w:p>
+      <w:pPr>
+        <w:spacing w:after="160" w:line="320" w:lineRule="auto"/>
+      </w:pPr>
+      <w:r>
+        <w:rPr>
+          <w:b/>
+        </w:rPr>
+        <w:t xml:space="preserve">3. Wikidata-verification field-name bug fixed in the informational score.</w:t>
+      </w:r>
+    </w:p>
+    <w:p>
+      <w:pPr>
+        <w:spacing w:after="160" w:line="320" w:lineRule="auto"/>
+      </w:pPr>
+      <w:r>
+        <w:rPr/>
+        <w:t xml:space="preserve">The source-quality preview’s `wikidata_verified` flag read a form field, `focal_point_wikidata_id`, that did not exist — the real field is `target_wikidata_id`. The flag was therefore always false, silently withholding 20 of 100 possible points from the informational score for every event, regardless of whether the recipient had genuinely been verified. This affected only the informational indicator; the real, independently-computed Wikidata admission check (Security Audit, Vulnerability #3) was never affected.</w:t>
+      </w:r>
+    </w:p>
+    <w:p>
+      <w:pPr>
+        <w:spacing w:after="160" w:line="320" w:lineRule="auto"/>
+      </w:pPr>
+      <w:r>
+        <w:rPr>
+          <w:b/>
+        </w:rPr>
+        <w:t xml:space="preserve">4. Event creation no longer shows a false success on a real rejection — and the resulting phantom-entry side effect is closed too.</w:t>
+      </w:r>
+    </w:p>
+    <w:p>
+      <w:pPr>
+        <w:spacing w:after="160" w:line="320" w:lineRule="auto"/>
+      </w:pPr>
+      <w:r>
+        <w:rPr/>
+        <w:t xml:space="preserve">The creation form called the store’s create action without awaiting it and without a catch handler, so it always navigated to the home screen and displayed a success toast, regardless of whether the backend had actually accepted the event — a rejection (invalid verb, blocked domain, now also the two new source rules) was silently swallowed. This was corrected earlier in the session: the call is now awaited, and a real rejection shows the server’s actual reason instead of navigating away. A live test the same day surfaced a residual effect of the underlying store logic: on a genuine network failure (as opposed to a real rejection), an optimistic local-only fallback entry was still added to the in-memory event list to avoid the interface feeling frozen — a design that predates this session, from when any failure was masked as success. Since failures are now reported honestly and the form no longer navigates away on one, this fallback no longer served its original purpose; it only left a phantom, never-persisted card visible in the local list until the page was reloaded, which is what the live test observed as an apparent duplicate event. The fallback has been removed outright; a genuine network failure now surfaces the same honest error as a real rejection, with no entry added to the list either way.</w:t>
+      </w:r>
+    </w:p>
+    <w:p>
+      <w:pPr>
+        <w:spacing w:after="160" w:line="320" w:lineRule="auto"/>
+      </w:pPr>
+      <w:r>
+        <w:rPr>
+          <w:b/>
+        </w:rPr>
+        <w:t xml:space="preserve">5. SMS verification-code autofill; two points of onboarding friction addressed.</w:t>
+      </w:r>
+    </w:p>
+    <w:p>
+      <w:pPr>
+        <w:spacing w:after="160" w:line="320" w:lineRule="auto"/>
+      </w:pPr>
+      <w:r>
+        <w:rPr/>
+        <w:t xml:space="preserve">The six-digit code entry was instrumented for autofill: the WebOTP API on Android/Chrome (the code is read from the SMS and the form submits automatically, no action needed), and the passive `autocomplete="one-time-code"` suggestion on iOS Safari, which never implemented the WebOTP API and relies on a different, JS-free mechanism. Both require the SMS to end with a domain-bound line — `@voiceprotest.org #123456` — which is not part of Twilio Verify’s default or pre-approved templates; a custom template was requested from Twilio support on 16 July 2026 (registration typically takes 2–4 weeks) and is pending at time of writing. Until it is approved, code entry remains fully manual with no change in behaviour — the code was written defensively so it is inert, not broken, in the absence of the domain-bound format. Separately, a real user reported not understanding what the phone-entry screen was asking; its heading was rewritten from a bare label (“Your phone number”) to a full sentence stating what happens and why, paired with a one-line privacy guarantee (“transformed into a secret, undecipherable code”) chosen after several iterations to avoid both “stored/not stored” phrasing, which reads as a generic privacy-policy disclaimer, and “irreversible,” which the founder noted could be misread as describing the person’s own action rather than the data. And the home screen’s persistent device-status bar was reduced from three lines (a confidence percentage, a GPS-activation prompt, and SIM/IP/document indicator dots) to one (detected country only): the percentage and the prompt were found to serve no decision actually available on that screen, since location only matters within a specific local or regional event and is asked for again there regardless of anything done on the home screen beforehand.</w:t>
+      </w:r>
+    </w:p>
+    <w:p>
+      <w:pPr>
+        <w:spacing w:after="160" w:line="320" w:lineRule="auto"/>
+      </w:pPr>
+      <w:r>
+        <w:rPr/>
+        <w:t xml:space="preserve">Documents updated in this session: the master design document (detail-screen description corrected — a “geographic validation panel” that this review found does not exist anywhere in the current flow was removed rather than left inaccurate; Steps 1, 3, 4 and 5 of the join flow updated; Design Evolution Timeline extended) and this Audit Trail entry. The Security Audit was updated to v1.3 (the two new hard rules, filed as additive hardening of the admission boundary rather than vulnerabilities, and the wikidata_verified correctness fix). The Methodology was updated to v1.2 (§3 source-admissibility rules expanded from one condition to three; §2 corrected to remove a stale reference to the post-adhesion reinforcement token retired earlier in this session). The AuditAlignment was updated to v2.3 — unlike prior sessions, this one required substantive changes, not just verification: §16 gains two new subsections (16.5, 16.6) for the two new admission rules, and its closing summary is corrected from “these four rules” to “these six rules.” A further documentation-only correction, found while reviewing the master design document for this update and unrelated to today’s code changes: an earlier version of that document described a live visual hash representation appearing as the participant types their phone number. No such element exists in the current phone-entry screen, nor was one found anywhere in the join flow; the description has been removed rather than left inaccurate, and is recorded here since it was found and fixed in the same pass as the changes above, though it did not originate from them.</w:t>
       </w:r>
     </w:p>
     <w:sectPr>

--- a/docs/governance/4.-VoiceProtest_AuditTrail.docx
+++ b/docs/governance/4.-VoiceProtest_AuditTrail.docx
@@ -2659,6 +2659,118 @@
       <w:r>
         <w:rPr/>
         <w:t xml:space="preserve">Documents updated in this session: the master design document (detail-screen description corrected — a “geographic validation panel” that this review found does not exist anywhere in the current flow was removed rather than left inaccurate; Steps 1, 3, 4 and 5 of the join flow updated; Design Evolution Timeline extended) and this Audit Trail entry. The Security Audit was updated to v1.3 (the two new hard rules, filed as additive hardening of the admission boundary rather than vulnerabilities, and the wikidata_verified correctness fix). The Methodology was updated to v1.2 (§3 source-admissibility rules expanded from one condition to three; §2 corrected to remove a stale reference to the post-adhesion reinforcement token retired earlier in this session). The AuditAlignment was updated to v2.3 — unlike prior sessions, this one required substantive changes, not just verification: §16 gains two new subsections (16.5, 16.6) for the two new admission rules, and its closing summary is corrected from “these four rules” to “these six rules.” A further documentation-only correction, found while reviewing the master design document for this update and unrelated to today’s code changes: an earlier version of that document described a live visual hash representation appearing as the participant types their phone number. No such element exists in the current phone-entry screen, nor was one found anywhere in the join flow; the description has been removed rather than left inaccurate, and is recorded here since it was found and fixed in the same pass as the changes above, though it did not originate from them.</w:t>
+      </w:r>
+    </w:p>
+    <w:p/>
+    <w:p>
+      <w:r>
+        <w:t>――――――――――――――――――――――――――――――――――――――――</w:t>
+      </w:r>
+    </w:p>
+    <w:p>
+      <w:r>
+        <w:rPr>
+          <w:b/>
+        </w:rPr>
+        <w:t>Session corrections — 18 July 2026</w:t>
+      </w:r>
+    </w:p>
+    <w:p>
+      <w:pPr>
+        <w:spacing w:after="160" w:line="320" w:lineRule="auto"/>
+      </w:pPr>
+      <w:r>
+        <w:rPr/>
+        <w:t xml:space="preserve">This entry documents Discoverability Phase 2 (reports.voiceprotest.org) — agreed in principle in the previous session’s planning discussion, implemented, DNS-configured, deployed, and hardened over the course of this session — and a same-day internal security review of the result.</w:t>
+      </w:r>
+    </w:p>
+    <w:p>
+      <w:pPr>
+        <w:spacing w:after="160" w:line="320" w:lineRule="auto"/>
+      </w:pPr>
+      <w:r>
+        <w:rPr>
+          <w:b/>
+        </w:rPr>
+        <w:t xml:space="preserve">1. reports.voiceprotest.org implemented, avoiding both candidate fallbacks.</w:t>
+      </w:r>
+    </w:p>
+    <w:p>
+      <w:pPr>
+        <w:spacing w:after="160" w:line="320" w:lineRule="auto"/>
+      </w:pPr>
+      <w:r>
+        <w:rPr/>
+        <w:t xml:space="preserve">The main application is a hash-routed single-page app; everything after the "#" in a URL like voiceprotest.org/#/detail/:id is client-side only, so no crawler or link-preview bot can distinguish one convocatoria’s URL from another’s. Two designs were considered to solve this and both were rejected before implementation, on the external auditor’s explicit request to exhaust simpler separation first: a Cloudflare-based proxy branching on user-agent (rejected — Google’s current guidance discourages user-agent-based dynamic rendering as a long-term solution, and it would have added a new infrastructure dependency and a cloaking-adjacent pattern); and having the Railway backend commit generated HTML directly into the frontend’s GitHub repository (rejected — would have required granting the backend a new, broadly-scoped write credential to source control). The implemented design needed neither: reports.voiceprotest.org is a second custom domain pointed at the same Railway service as api.voiceprotest.org (confirmed same detected port, 8080), serving genuinely identical content to a person and a crawler — no branching, no cloaking — generated fresh from Supabase on every request via a new route file, apps/api/src/routes/reports.js, gated on the Host header so api.voiceprotest.org is entirely unaffected.</w:t>
+      </w:r>
+    </w:p>
+    <w:p>
+      <w:pPr>
+        <w:spacing w:after="160" w:line="320" w:lineRule="auto"/>
+      </w:pPr>
+      <w:r>
+        <w:rPr>
+          <w:b/>
+        </w:rPr>
+        <w:t xml:space="preserve">2. DNS and Search Console setup, including two real troubleshooting findings worth recording.</w:t>
+      </w:r>
+    </w:p>
+    <w:p>
+      <w:pPr>
+        <w:spacing w:after="160" w:line="320" w:lineRule="auto"/>
+      </w:pPr>
+      <w:r>
+        <w:rPr/>
+        <w:t xml:space="preserve">DNS was configured at the registrar (CNAME + Railway’s domain-ownership TXT record, following the same pattern as the existing api subdomain); both domains show verified/active in Railway with a shared detected port. Two non-obvious issues surfaced during setup and are recorded here in case they recur: first, Railway’s verification TXT value was twice copied incomplete from a screenshot (32 of 64 hex characters, then correctly recovered at full length via the console’s copy control) — screenshots of long values should not be trusted as complete without an explicit character-count or copy-button check. Second, voiceprotest.org was added to Google Search Console as a Domain-type property (not URL-prefix), specifically because it automatically covers every subdomain — including reports.voiceprotest.org — under one DNS verification, avoiding a second separate property and verification step for the new subdomain.</w:t>
+      </w:r>
+    </w:p>
+    <w:p>
+      <w:pPr>
+        <w:spacing w:after="160" w:line="320" w:lineRule="auto"/>
+      </w:pPr>
+      <w:r>
+        <w:rPr>
+          <w:b/>
+        </w:rPr>
+        <w:t xml:space="preserve">3. schema.org validated for both convocatoria states, one real defect found and fixed.</w:t>
+      </w:r>
+    </w:p>
+    <w:p>
+      <w:pPr>
+        <w:spacing w:after="160" w:line="320" w:lineRule="auto"/>
+      </w:pPr>
+      <w:r>
+        <w:rPr/>
+        <w:t xml:space="preserve">Google’s Rich Results Test initially reported "No items detected" for an active convocatoria’s Event markup, despite a successful crawl — traced to a missing location property. Google’s Event rich-result guidelines require location even for an online event; omitting it does not surface as a validation error, it silently disqualifies the entire block from eligibility, which is why the test reported no items rather than a fixable warning. Fixed by adding a VirtualLocation with a url pointing to the join link. Re-tested successfully on an active convocatoria (Event, all required fields recognised) and, in the same pass, on a closed report (Dataset, valid on first attempt, no changes needed) — confirming both branches of the schema logic are correct.</w:t>
+      </w:r>
+    </w:p>
+    <w:p>
+      <w:pPr>
+        <w:spacing w:after="160" w:line="320" w:lineRule="auto"/>
+      </w:pPr>
+      <w:r>
+        <w:rPr>
+          <w:b/>
+        </w:rPr>
+        <w:t xml:space="preserve">4. Same-day internal security review, structured against a public-trust rubric, and three resulting fixes.</w:t>
+      </w:r>
+    </w:p>
+    <w:p>
+      <w:pPr>
+        <w:spacing w:after="160" w:line="320" w:lineRule="auto"/>
+      </w:pPr>
+      <w:r>
+        <w:rPr/>
+        <w:t xml:space="preserve">Because reports.voiceprotest.org is a new, unauthenticated, publicly reachable surface, it was reviewed the same day against a structured rubric (public trust, privacy, transparency, security, simplicity, long-term sustainability) rather than assumed sound because it worked in manual testing. The review’s overall verdict was "yes, with changes": the architecture itself was endorsed — net positive for transparency, no new secrets, no personal data — but it identified three concrete hardening gaps, all fixed the same day: (a) /sitemap.xml, the single most expensive query in the plugin (up to 5,000 rows, unauthenticated), had no rate limit more specific than the app-wide 120 req/min already in place in server.js — an initial informal pass had incorrectly described this limit as entirely absent, corrected once the global registration was found; a stricter, route-scoped limit (20 req/min) was added via `@fastify/rate-limit`’s per-route config option; (b) every hit to /:id re-queried Supabase with no caching at all — fine at current traffic, a real cost-amplification vector once a link is shared widely; fixed with a bounded, 30-second in-memory cache keyed by convocatoria id, capped at 2,000 entries with oldest-first eviction so an enumeration attempt cannot grow it without limit; (c) fuente_url was rendered as a clickable link with only HTML-escaping applied, which prevents broken markup but not a non-http(s) scheme (e.g. javascript:) from being clickable if one ever reached the field by some path other than the existing creation-time admission rules; fixed with a safeHref() check restricting rendered links to http(s) only, verified against both a legitimate URL and a javascript: payload.</w:t>
+      </w:r>
+    </w:p>
+    <w:p>
+      <w:pPr>
+        <w:spacing w:after="160" w:line="320" w:lineRule="auto"/>
+      </w:pPr>
+      <w:r>
+        <w:rPr/>
+        <w:t xml:space="preserve">Documents updated in this session: the master design document gained a new "Public Discoverability Layer" section describing reports.voiceprotest.org in full (rationale, rejected alternatives, schema.org detail, the three hardening fixes) and a new Design Evolution Timeline entry. The Security Audit was updated to v1.4, adding reports.voiceprotest.org to the documented attack surface and recording the three fixes as hardening, not vulnerabilities, plus a correction to an earlier informal claim that no rate limit existed at all. The AuditAlignment received a verification-only note (no substantive change, remains v2.3 in content): the new surface was checked against every rule in §16 and introduces no new admission rule, no new verification signal, and no eligibility change — it is a read-only rendering of already-public data. The Methodology is unaffected — no participant-facing verification signal changed.</w:t>
       </w:r>
     </w:p>
     <w:sectPr>

--- a/docs/governance/4.-VoiceProtest_AuditTrail.docx
+++ b/docs/governance/4.-VoiceProtest_AuditTrail.docx
@@ -2771,6 +2771,154 @@
       <w:r>
         <w:rPr/>
         <w:t xml:space="preserve">Documents updated in this session: the master design document gained a new "Public Discoverability Layer" section describing reports.voiceprotest.org in full (rationale, rejected alternatives, schema.org detail, the three hardening fixes) and a new Design Evolution Timeline entry. The Security Audit was updated to v1.4, adding reports.voiceprotest.org to the documented attack surface and recording the three fixes as hardening, not vulnerabilities, plus a correction to an earlier informal claim that no rate limit existed at all. The AuditAlignment received a verification-only note (no substantive change, remains v2.3 in content): the new surface was checked against every rule in §16 and introduces no new admission rule, no new verification signal, and no eligibility change — it is a read-only rendering of already-public data. The Methodology is unaffected — no participant-facing verification signal changed.</w:t>
+      </w:r>
+    </w:p>
+    <w:p/>
+    <w:p>
+      <w:r>
+        <w:t>――――――――――――――――――――――――――――――――――――――――</w:t>
+      </w:r>
+    </w:p>
+    <w:p>
+      <w:r>
+        <w:rPr>
+          <w:b/>
+        </w:rPr>
+        <w:t>Session corrections — 21–22 July 2026</w:t>
+      </w:r>
+    </w:p>
+    <w:p>
+      <w:pPr>
+        <w:spacing w:after="160" w:line="320" w:lineRule="auto"/>
+      </w:pPr>
+      <w:r>
+        <w:rPr/>
+        <w:t xml:space="preserve">This entry records two things: a correction to this Audit Trail’s own 16 July 2026 entry (item 4, "Post-adhesion GPS reinforcement — resolved (retired, not built)"), and a structured internal security review with four resulting fixes.</w:t>
+      </w:r>
+    </w:p>
+    <w:p>
+      <w:pPr>
+        <w:spacing w:after="160" w:line="320" w:lineRule="auto"/>
+      </w:pPr>
+      <w:r>
+        <w:rPr>
+          <w:b/>
+        </w:rPr>
+        <w:t xml:space="preserve">1. Correction to the 16 July 2026 entry: the mechanism was reconnected, not left retired.</w:t>
+      </w:r>
+    </w:p>
+    <w:p>
+      <w:pPr>
+        <w:spacing w:after="160" w:line="320" w:lineRule="auto"/>
+      </w:pPr>
+      <w:r>
+        <w:rPr/>
+        <w:t xml:space="preserve">A real production case surfaced the gap directly: in an active local convocatoria (Las Llamas), two participants — one Android device (a manufacturer known for its own aggressive location gating on top of the OS), one iPhone — tapped "enable location" and never saw a browser permission prompt at all; the failure was swallowed silently, with nothing shown to the user and no adhesion carrying GPS. Investigating this led back to the 16 July finding: the backend endpoint for post-adhesion GPS reinforcement (PATCH .../adhesion, and the single-use token issued at join) had never actually been removed — only every frontend caller of it had, sometime before 16 July. The 16 July entry’s framing ("retired, not built") was therefore only half right: the frontend UI was gone, but the backend was fully intact, tested, and hardened (12 July 2026 — error-checked token issuance, correct zoom-level derivation, structured logging). Rather than construct a new mechanism, the existing endpoint was reconnected: a conditional card on the confirmation screen, shown only when a local/regional adhesion lacks GPS, calls it directly. The master design document’s Confirmation Screen section and Design Evolution Timeline have been updated to describe this as a reconnection, not new construction, and to correct the "retired" framing accordingly.</w:t>
+      </w:r>
+    </w:p>
+    <w:p>
+      <w:pPr>
+        <w:spacing w:after="160" w:line="320" w:lineRule="auto"/>
+      </w:pPr>
+      <w:r>
+        <w:rPr>
+          <w:b/>
+        </w:rPr>
+        <w:t xml:space="preserve">2. Silent GPS permission failures no longer pass without any feedback.</w:t>
+      </w:r>
+    </w:p>
+    <w:p>
+      <w:pPr>
+        <w:spacing w:after="160" w:line="320" w:lineRule="auto"/>
+      </w:pPr>
+      <w:r>
+        <w:rPr/>
+        <w:t xml:space="preserve">The two devices above never received a browser permission dialog — most likely a manufacturer-level location gate (e.g. some Android skins) or Location Services switched off system-wide, rather than a prior "denied" decision, since both were first-time participants. The geolocation error handler (in the join screen, and now also in the reconnected confirmation-screen card) previously discarded any failure silently; it now distinguishes permission-denied, timeout, and position-unavailable, with OS-specific guidance for the two most likely real causes rather than saying nothing.</w:t>
+      </w:r>
+    </w:p>
+    <w:p>
+      <w:pPr>
+        <w:spacing w:after="160" w:line="320" w:lineRule="auto"/>
+      </w:pPr>
+      <w:r>
+        <w:rPr>
+          <w:b/>
+        </w:rPr>
+        <w:t xml:space="preserve">3. The click-to-permission call chain was audited and found clean.</w:t>
+      </w:r>
+    </w:p>
+    <w:p>
+      <w:pPr>
+        <w:spacing w:after="160" w:line="320" w:lineRule="auto"/>
+      </w:pPr>
+      <w:r>
+        <w:rPr/>
+        <w:t xml:space="preserve">Before concluding the silent failures were OS/manufacturer-level rather than a bug in how the geolocation call is triggered, the exact chain from tap to `navigator.geolocation.getCurrentPosition()` was traced in both places it occurs. In each, the button is bound directly to its handler with no transition wrapper and no macrotask (no `setTimeout`, no network wait) between the click and the call — only a single microtask (a Promise resolution). This is well within any browser’s transient-activation window for geolocation, ruling out a broken user-gesture chain as the explanation and reinforcing the OS/manufacturer-level diagnosis above.</w:t>
+      </w:r>
+    </w:p>
+    <w:p>
+      <w:pPr>
+        <w:spacing w:after="160" w:line="320" w:lineRule="auto"/>
+      </w:pPr>
+      <w:r>
+        <w:rPr>
+          <w:b/>
+        </w:rPr>
+        <w:t xml:space="preserve">4. Structured security review (public-trust / privacy / transparency / security / simplicity / sustainability rubric) — three fixes, one finding retracted.</w:t>
+      </w:r>
+    </w:p>
+    <w:p>
+      <w:pPr>
+        <w:spacing w:after="160" w:line="320" w:lineRule="auto"/>
+      </w:pPr>
+      <w:r>
+        <w:rPr/>
+        <w:t xml:space="preserve">A review of the codebase against seven abuse categories (spam, bots, denial-of-service, enumeration, privilege escalation, replay, social engineering) found:</w:t>
+      </w:r>
+    </w:p>
+    <w:p>
+      <w:pPr>
+        <w:spacing w:after="160" w:line="320" w:lineRule="auto"/>
+      </w:pPr>
+      <w:r>
+        <w:rPr/>
+        <w:t xml:space="preserve">— Convocatoria creation (`POST /api/protests`) had no reCAPTCHA requirement and no route-specific rate limit — only the app-wide 120 req/min applied. Each attempt, even a rejected one, already triggers a Wikidata lookup and a fetch of the source URL (in `validateAdmissionRules()`), so a scripted flood of junk creation attempts could consume real external-API cost without a single one needing to succeed. Fixed: reCAPTCHA v3 is now required (same pattern as the join endpoint; `CreateScreen.vue` obtains a token the same way `AuthScreen.vue` already did), with a route-specific limit of 10/minute.</w:t>
+      </w:r>
+    </w:p>
+    <w:p>
+      <w:pPr>
+        <w:spacing w:after="160" w:line="320" w:lineRule="auto"/>
+      </w:pPr>
+      <w:r>
+        <w:rPr/>
+        <w:t xml:space="preserve">— reCAPTCHA verification failed open: if `RECAPTCHA_SECRET` was unset, verification was silently skipped entirely rather than blocking. Fixed to fail closed in production (mirroring the existing production/development distinction already used for `PHONE_HASH_SECRET` in `routes/users.js`), while still allowing local development to proceed without a real secret.</w:t>
+      </w:r>
+    </w:p>
+    <w:p>
+      <w:pPr>
+        <w:spacing w:after="160" w:line="320" w:lineRule="auto"/>
+      </w:pPr>
+      <w:r>
+        <w:rPr/>
+        <w:t xml:space="preserve">— A genuine duplicate-adhesion attempt that reached the database (nullifier or device-uniqueness violation, Postgres code 23505) fell through to the generic 500 error handler. Fixed: this specific error code now returns a clear 409, which turned out to already have a matching handler on the frontend (`VerifyScreen.vue`, showing "Ya te has unido a esta protesta con este número de teléfono") that had been sitting unreached. This is treated differently from the deliberately neutral `request-otp` duplicate check (24 June 2026 design decision, still in force there): reaching this point already requires having completed real OTP verification for the exact phone number in question, so the enumeration risk that motivated staying vague at `request-otp` does not apply here — there is no remote party left to enumerate against.</w:t>
+      </w:r>
+    </w:p>
+    <w:p>
+      <w:pPr>
+        <w:spacing w:after="160" w:line="320" w:lineRule="auto"/>
+      </w:pPr>
+      <w:r>
+        <w:rPr/>
+        <w:t xml:space="preserve">— One suspected fourth issue — no database-level uniqueness constraint on the adhesion nullifier, only an application-level check-then-insert — was retracted after direct verification against the production database (`select conname, contype from pg_constraint where conrelid = 'adhesions'::regclass`), which returned `adhesions_nullifier_key` as an existing `unique` constraint. The underlying migration (in the same malformed-filename file already flagged, 16 July 2026, as a naming inconsistency) had in fact been applied — most likely run manually, as with other migrations this session — despite its missing `.sql` extension. No code change was needed; the finding is recorded here as resolved by verification.</w:t>
+      </w:r>
+    </w:p>
+    <w:p>
+      <w:pPr>
+        <w:spacing w:after="160" w:line="320" w:lineRule="auto"/>
+      </w:pPr>
+      <w:r>
+        <w:rPr/>
+        <w:t xml:space="preserve">Documents updated in this session: the master design document (Confirmation Screen section and G.3 timeline corrected — the post-adhesion mechanism is described as reconnected, not retired; a new timeline entry added for the GPS-permission fix, the call-chain audit, and the security review). This Audit Trail entry itself is the correction to its own 16 July 2026 item 4. The Security Audit and Methodology are not updated in this pass — the three fixes harden existing admission/bot-protection rules rather than changing them, and the nullifier finding required no change since the constraint was already in force.</w:t>
       </w:r>
     </w:p>
     <w:sectPr>

--- a/docs/governance/4.-VoiceProtest_AuditTrail.docx
+++ b/docs/governance/4.-VoiceProtest_AuditTrail.docx
@@ -2919,6 +2919,165 @@
       <w:r>
         <w:rPr/>
         <w:t xml:space="preserve">Documents updated in this session: the master design document (Confirmation Screen section and G.3 timeline corrected — the post-adhesion mechanism is described as reconnected, not retired; a new timeline entry added for the GPS-permission fix, the call-chain audit, and the security review). This Audit Trail entry itself is the correction to its own 16 July 2026 item 4. The Security Audit and Methodology are not updated in this pass — the three fixes harden existing admission/bot-protection rules rather than changing them, and the nullifier finding required no change since the constraint was already in force.</w:t>
+      </w:r>
+    </w:p>
+    <w:p/>
+    <w:p>
+      <w:r>
+        <w:t>――――――――――――――――――――――――――――――――――――――――</w:t>
+      </w:r>
+    </w:p>
+    <w:p>
+      <w:r>
+        <w:rPr>
+          <w:b/>
+        </w:rPr>
+        <w:t>Session corrections — 23 July 2026 — External security audit</w:t>
+      </w:r>
+    </w:p>
+    <w:p>
+      <w:pPr>
+        <w:spacing w:after="160" w:line="320" w:lineRule="auto"/>
+      </w:pPr>
+      <w:r>
+        <w:rPr/>
+        <w:t xml:space="preserve">An independent external auditor reviewed the codebase directly (not a self-review) and reported seven findings, VP-SEC-001 through VP-SEC-007. All seven were confirmed against the actual code before any fix was written, and all seven are now resolved. Full technical detail is in the Security Audit (v1.5); this entry records the architectural decisions and what changed for anyone using the platform.</w:t>
+      </w:r>
+    </w:p>
+    <w:p>
+      <w:pPr>
+        <w:spacing w:after="160" w:line="320" w:lineRule="auto"/>
+      </w:pPr>
+      <w:r>
+        <w:rPr>
+          <w:b/>
+        </w:rPr>
+        <w:t xml:space="preserve">The core change: participation is now proven with a signed token, not asserted with a hash.</w:t>
+      </w:r>
+    </w:p>
+    <w:p>
+      <w:pPr>
+        <w:spacing w:after="160" w:line="320" w:lineRule="auto"/>
+      </w:pPr>
+      <w:r>
+        <w:rPr/>
+        <w:t xml:space="preserve">Before this session, joining a convocatoria meant the browser sent phone_hash and device_id directly, and the backend trusted both outright — nothing checked that the device_id presented had ever actually completed OTP verification for that exact phone_hash. A code comment elsewhere in the project had asserted that reaching the adhesion insert "requires having completed real OTP verification for the exact phone number"; that assertion was never enforced in code until now (VP-SEC-001).</w:t>
+      </w:r>
+    </w:p>
+    <w:p>
+      <w:pPr>
+        <w:spacing w:after="160" w:line="320" w:lineRule="auto"/>
+      </w:pPr>
+      <w:r>
+        <w:rPr/>
+        <w:t xml:space="preserve">The fix replaces client-asserted identity with a server-issued, cryptographically signed participation_token (30-minute expiry, scoped to the single action "join_protest"). It is issued only at the moment a real OTP is verified, or when a returning device proves possession of its own device_secret (see below) — never on request, never from anything the client alone can produce. Joining now reads the device_id and phone_hash from inside this verified token, never from request-body fields the client could edit.</w:t>
+      </w:r>
+    </w:p>
+    <w:p>
+      <w:pPr>
+        <w:spacing w:after="160" w:line="320" w:lineRule="auto"/>
+      </w:pPr>
+      <w:r>
+        <w:rPr>
+          <w:b/>
+        </w:rPr>
+        <w:t xml:space="preserve">A second identity gap, VP-SEC-002/003: device_id was a permanent password nobody was asked to keep secret.</w:t>
+      </w:r>
+    </w:p>
+    <w:p>
+      <w:pPr>
+        <w:spacing w:after="160" w:line="320" w:lineRule="auto"/>
+      </w:pPr>
+      <w:r>
+        <w:rPr/>
+        <w:t xml:space="preserve">A device’s phone_hash and its full list of joined convocatorias were retrievable by anyone who merely knew its device_id — no session, no proof of recent verification, nothing. Device IDs are not deliberately secret: they can appear in browser storage, logs, a compromised extension, a future XSS, a debug screenshot, or a shared computer. Combined with the CORS policy accepting any origin (VP-SEC-006), a third-party site that ever obtained a device_id could have read that device’s identity hash directly.</w:t>
+      </w:r>
+    </w:p>
+    <w:p>
+      <w:pPr>
+        <w:spacing w:after="160" w:line="320" w:lineRule="auto"/>
+      </w:pPr>
+      <w:r>
+        <w:rPr/>
+        <w:t xml:space="preserve">The fix mints a second, genuinely secret value — device_secret — the first time a device is ever verified, and returns it to the client exactly that once. The server only ever stores an HMAC of it, never the value itself. A returning device now proves it is the same device by presenting this secret (not just repeating its public device_id) to re-authenticate without a fresh SMS. This also fixes VP-SEC-003: a single OTP verification no longer amounts to an unbounded, effectively 270-day authorization to join anything — device *registration* can still last up to 270 days (unchanged, and reasonable: it is what lets a returning device skip re-typing a phone number), but *authorization to join* now expires in 30 minutes regardless, every time, separately.</w:t>
+      </w:r>
+    </w:p>
+    <w:p>
+      <w:pPr>
+        <w:spacing w:after="160" w:line="320" w:lineRule="auto"/>
+      </w:pPr>
+      <w:r>
+        <w:rPr>
+          <w:b/>
+        </w:rPr>
+        <w:t xml:space="preserve">Two lower-level fixes, found and confirmed the same way.</w:t>
+      </w:r>
+    </w:p>
+    <w:p>
+      <w:pPr>
+        <w:spacing w:after="160" w:line="320" w:lineRule="auto"/>
+      </w:pPr>
+      <w:r>
+        <w:rPr/>
+        <w:t xml:space="preserve">GPS coordinates submitted at adhesion (and at the separate GPS-reinforcement endpoint — a second occurrence of the same gap, found while fixing the first, not originally flagged by the auditor) were accepted with no bounds check at all: a value like latitude 999 was silently treated as "GPS confirmed." Coordinates are now validated as real latitude/longitude/accuracy values before being trusted at all (VP-SEC-004). Separately, the mechanism that fetches a convocatoria’s documentary source URL followed redirects automatically with no check on where they led — a URL could redirect to an internal address (a cloud metadata endpoint, a local service) and it would be fetched blindly. The fetch function was rewritten to resolve DNS and reject private or reserved addresses before connecting, on every redirect hop, not just the first request (VP-SEC-005).</w:t>
+      </w:r>
+    </w:p>
+    <w:p>
+      <w:pPr>
+        <w:spacing w:after="160" w:line="320" w:lineRule="auto"/>
+      </w:pPr>
+      <w:r>
+        <w:rPr>
+          <w:b/>
+        </w:rPr>
+        <w:t xml:space="preserve">Two duplication findings — the same lesson recurring, this time in security-critical code.</w:t>
+      </w:r>
+    </w:p>
+    <w:p>
+      <w:pPr>
+        <w:spacing w:after="160" w:line="320" w:lineRule="auto"/>
+      </w:pPr>
+      <w:r>
+        <w:rPr/>
+        <w:t xml:space="preserve">reCAPTCHA verification existed as two separately-maintained copies (one for convocatoria/adhesion routes, one for the user/OTP routes), and both shared the same bug: if the reCAPTCHA secret was ever unset in production — a deployment mistake, nothing more — verification was skipped entirely rather than rejected, silently disabling bot protection with nothing in the logs to say so (VP-SEC-007). Both copies are now one shared module, which fails closed in production and also checks that a token was generated on this site specifically, not replayed from elsewhere. CORS policy was found to accept any origin for the entire API, though a comment claimed it was scoped to the embeddable widget; checking, only one endpoint (the public report, fetched by widget.js on third-party pages) is genuinely used cross-origin — now the only one that is (VP-SEC-006).</w:t>
+      </w:r>
+    </w:p>
+    <w:p>
+      <w:pPr>
+        <w:spacing w:after="160" w:line="320" w:lineRule="auto"/>
+      </w:pPr>
+      <w:r>
+        <w:rPr>
+          <w:b/>
+        </w:rPr>
+        <w:t xml:space="preserve">An eighth finding, found while fixing the first three: the institutional (university/workplace email) path was never touched by any of this.</w:t>
+      </w:r>
+    </w:p>
+    <w:p>
+      <w:pPr>
+        <w:spacing w:after="160" w:line="320" w:lineRule="auto"/>
+      </w:pPr>
+      <w:r>
+        <w:rPr/>
+        <w:t xml:space="preserve">routes/institucional.js performs its own, independent adhesion insert — it was never wired through the participation_token architecture built this session, because it never went through the same join endpoint at all. Checking it directly: it is not vulnerable to the exact VP-SEC-001 attack (its identity hash is computed server-side, inside the same request that checks the real OTP code — there is no later step where a client-supplied identity is trusted blindly). But it is measurably less protected than the SMS path in ways not part of the auditor’s original seven: no reCAPTCHA at all on either of its two endpoints, no IP-based rate limit (the SMS path caps at 10 requests/hour/IP; this path has none), and its one-time code is stored in plain text in the database for up to 24 hours (the SMS path never stores its own code — Twilio Verify manages that externally). This is recorded as VP-SEC-008 in the Security Audit, confirmed and open, not fixed in this pass.</w:t>
+      </w:r>
+    </w:p>
+    <w:p>
+      <w:pPr>
+        <w:spacing w:after="160" w:line="320" w:lineRule="auto"/>
+      </w:pPr>
+      <w:r>
+        <w:rPr/>
+        <w:t xml:space="preserve">The auditor’s recommendation for it — a single shared AdhesionService that every path (SMS, institutional, and any future method such as a QR code or eID) calls through, so a fix or a new control is written once instead of per-path — is agreed and scheduled as the first item of the next security session, deliberately not folded into this one given its scope: it touches the nullifier computation, GPS handling, nullifier-uniqueness enforcement, and the count-increment logic all four paths would need to share correctly.</w:t>
+      </w:r>
+    </w:p>
+    <w:p>
+      <w:pPr>
+        <w:spacing w:after="160" w:line="320" w:lineRule="auto"/>
+      </w:pPr>
+      <w:r>
+        <w:rPr/>
+        <w:t xml:space="preserve">Documents updated in this session: the Security Audit (v1.5) documents all eight findings — seven resolved, one open. This entry is the corresponding record in the Audit Trail. The master design document and Methodology are not updated in this pass: the participant-facing verification model and its stated evidentiary claims are unchanged — what changed is how the backend proves a claim it always intended to enforce, not what is claimed. Two items are explicitly deferred, not forgotten: renaming gps_confirmed to something like gps_signal_provided for terminological honesty (flagged by the auditor, touches the database schema, the informe rendering, and existing documentation — deferred pending explicit sign-off), and the AdhesionService consolidation (VP-SEC-008) itself.</w:t>
       </w:r>
     </w:p>
     <w:sectPr>
